--- a/docs/使用說明書.docx
+++ b/docs/使用說明書.docx
@@ -3998,8 +3998,227 @@
         <w:rPr>
           <w:rFonts w:ascii="Microsoft JhengHei" w:cs="Microsoft JhengHei" w:eastAsia="Microsoft JhengHei" w:hAnsi="Microsoft JhengHei"/>
         </w:rPr>
-        <w:t xml:space="preserve">）。</w:t>
-      </w:r>
+        <w:t xml:space="preserve">）。常見範例：</w:t>
+      </w:r>
+    </w:p>
+    <w:tbl>
+      <w:tblPr>
+        <w:tblW w:type="pct" w:w="100%"/>
+        <w:tblBorders>
+          <w:top w:val="single" w:color="auto" w:sz="4"/>
+          <w:left w:val="single" w:color="auto" w:sz="4"/>
+          <w:bottom w:val="single" w:color="auto" w:sz="4"/>
+          <w:right w:val="single" w:color="auto" w:sz="4"/>
+          <w:insideH w:val="single" w:color="auto" w:sz="4"/>
+          <w:insideV w:val="single" w:color="auto" w:sz="4"/>
+        </w:tblBorders>
+      </w:tblPr>
+      <w:tblGrid>
+        <w:gridCol w:w="100"/>
+        <w:gridCol w:w="100"/>
+      </w:tblGrid>
+      <w:tr>
+        <w:trPr>
+          <w:tblHeader/>
+        </w:trPr>
+        <w:tc>
+          <w:tcPr>
+            <w:shd w:fill="F2F2F2" w:val="clear"/>
+            <w:tcMar>
+              <w:top w:type="dxa" w:w="40"/>
+              <w:left w:type="dxa" w:w="90"/>
+              <w:bottom w:type="dxa" w:w="40"/>
+              <w:right w:type="dxa" w:w="90"/>
+            </w:tcMar>
+          </w:tcPr>
+          <w:p>
+            <w:pPr>
+              <w:jc w:val="left"/>
+            </w:pPr>
+            <w:r>
+              <w:rPr>
+                <w:rFonts w:ascii="Microsoft JhengHei" w:cs="Microsoft JhengHei" w:eastAsia="Microsoft JhengHei" w:hAnsi="Microsoft JhengHei"/>
+                <w:b/>
+                <w:bCs/>
+              </w:rPr>
+              <w:t xml:space="preserve">AI CLI</w:t>
+            </w:r>
+          </w:p>
+        </w:tc>
+        <w:tc>
+          <w:tcPr>
+            <w:shd w:fill="F2F2F2" w:val="clear"/>
+            <w:tcMar>
+              <w:top w:type="dxa" w:w="40"/>
+              <w:left w:type="dxa" w:w="90"/>
+              <w:bottom w:type="dxa" w:w="40"/>
+              <w:right w:type="dxa" w:w="90"/>
+            </w:tcMar>
+          </w:tcPr>
+          <w:p>
+            <w:pPr>
+              <w:jc w:val="left"/>
+            </w:pPr>
+            <w:r>
+              <w:rPr>
+                <w:rFonts w:ascii="Microsoft JhengHei" w:cs="Microsoft JhengHei" w:eastAsia="Microsoft JhengHei" w:hAnsi="Microsoft JhengHei"/>
+                <w:b/>
+                <w:bCs/>
+              </w:rPr>
+              <w:t xml:space="preserve">命令範例</w:t>
+            </w:r>
+          </w:p>
+        </w:tc>
+      </w:tr>
+      <w:tr>
+        <w:trPr>
+          <w:tblHeader w:val="false"/>
+        </w:trPr>
+        <w:tc>
+          <w:tcPr>
+            <w:tcMar>
+              <w:top w:type="dxa" w:w="40"/>
+              <w:left w:type="dxa" w:w="90"/>
+              <w:bottom w:type="dxa" w:w="40"/>
+              <w:right w:type="dxa" w:w="90"/>
+            </w:tcMar>
+          </w:tcPr>
+          <w:p>
+            <w:pPr>
+              <w:jc w:val="left"/>
+            </w:pPr>
+            <w:r>
+              <w:rPr>
+                <w:rFonts w:ascii="Microsoft JhengHei" w:cs="Microsoft JhengHei" w:eastAsia="Microsoft JhengHei" w:hAnsi="Microsoft JhengHei"/>
+              </w:rPr>
+              <w:t xml:space="preserve">Claude Code</w:t>
+            </w:r>
+          </w:p>
+        </w:tc>
+        <w:tc>
+          <w:tcPr>
+            <w:tcMar>
+              <w:top w:type="dxa" w:w="40"/>
+              <w:left w:type="dxa" w:w="90"/>
+              <w:bottom w:type="dxa" w:w="40"/>
+              <w:right w:type="dxa" w:w="90"/>
+            </w:tcMar>
+          </w:tcPr>
+          <w:p>
+            <w:pPr>
+              <w:jc w:val="left"/>
+            </w:pPr>
+            <w:r>
+              <w:rPr>
+                <w:rFonts w:ascii="Consolas" w:cs="Consolas" w:eastAsia="Consolas" w:hAnsi="Consolas"/>
+                <w:shd w:fill="EEEEEE" w:val="clear"/>
+              </w:rPr>
+              <w:t xml:space="preserve">claude -p</w:t>
+            </w:r>
+          </w:p>
+        </w:tc>
+      </w:tr>
+      <w:tr>
+        <w:trPr>
+          <w:tblHeader w:val="false"/>
+        </w:trPr>
+        <w:tc>
+          <w:tcPr>
+            <w:tcMar>
+              <w:top w:type="dxa" w:w="40"/>
+              <w:left w:type="dxa" w:w="90"/>
+              <w:bottom w:type="dxa" w:w="40"/>
+              <w:right w:type="dxa" w:w="90"/>
+            </w:tcMar>
+          </w:tcPr>
+          <w:p>
+            <w:pPr>
+              <w:jc w:val="left"/>
+            </w:pPr>
+            <w:r>
+              <w:rPr>
+                <w:rFonts w:ascii="Microsoft JhengHei" w:cs="Microsoft JhengHei" w:eastAsia="Microsoft JhengHei" w:hAnsi="Microsoft JhengHei"/>
+              </w:rPr>
+              <w:t xml:space="preserve">OpenAI Codex CLI</w:t>
+            </w:r>
+          </w:p>
+        </w:tc>
+        <w:tc>
+          <w:tcPr>
+            <w:tcMar>
+              <w:top w:type="dxa" w:w="40"/>
+              <w:left w:type="dxa" w:w="90"/>
+              <w:bottom w:type="dxa" w:w="40"/>
+              <w:right w:type="dxa" w:w="90"/>
+            </w:tcMar>
+          </w:tcPr>
+          <w:p>
+            <w:pPr>
+              <w:jc w:val="left"/>
+            </w:pPr>
+            <w:r>
+              <w:rPr>
+                <w:rFonts w:ascii="Consolas" w:cs="Consolas" w:eastAsia="Consolas" w:hAnsi="Consolas"/>
+                <w:shd w:fill="EEEEEE" w:val="clear"/>
+              </w:rPr>
+              <w:t xml:space="preserve">codex exec --skip-git-repo-check</w:t>
+            </w:r>
+          </w:p>
+        </w:tc>
+      </w:tr>
+      <w:tr>
+        <w:trPr>
+          <w:tblHeader w:val="false"/>
+        </w:trPr>
+        <w:tc>
+          <w:tcPr>
+            <w:tcMar>
+              <w:top w:type="dxa" w:w="40"/>
+              <w:left w:type="dxa" w:w="90"/>
+              <w:bottom w:type="dxa" w:w="40"/>
+              <w:right w:type="dxa" w:w="90"/>
+            </w:tcMar>
+          </w:tcPr>
+          <w:p>
+            <w:pPr>
+              <w:jc w:val="left"/>
+            </w:pPr>
+            <w:r>
+              <w:rPr>
+                <w:rFonts w:ascii="Microsoft JhengHei" w:cs="Microsoft JhengHei" w:eastAsia="Microsoft JhengHei" w:hAnsi="Microsoft JhengHei"/>
+              </w:rPr>
+              <w:t xml:space="preserve">Google Gemini CLI</w:t>
+            </w:r>
+          </w:p>
+        </w:tc>
+        <w:tc>
+          <w:tcPr>
+            <w:tcMar>
+              <w:top w:type="dxa" w:w="40"/>
+              <w:left w:type="dxa" w:w="90"/>
+              <w:bottom w:type="dxa" w:w="40"/>
+              <w:right w:type="dxa" w:w="90"/>
+            </w:tcMar>
+          </w:tcPr>
+          <w:p>
+            <w:pPr>
+              <w:jc w:val="left"/>
+            </w:pPr>
+            <w:r>
+              <w:rPr>
+                <w:rFonts w:ascii="Consolas" w:cs="Consolas" w:eastAsia="Consolas" w:hAnsi="Consolas"/>
+                <w:shd w:fill="EEEEEE" w:val="clear"/>
+              </w:rPr>
+              <w:t xml:space="preserve">gemini -p</w:t>
+            </w:r>
+          </w:p>
+        </w:tc>
+      </w:tr>
+    </w:tbl>
+    <w:p>
+      <w:pPr>
+        <w:spacing w:after="80"/>
+      </w:pPr>
     </w:p>
     <w:p>
       <w:pPr>
@@ -4029,6 +4248,113 @@
           <w:rFonts w:ascii="Microsoft JhengHei" w:cs="Microsoft JhengHei" w:eastAsia="Microsoft JhengHei" w:hAnsi="Microsoft JhengHei"/>
         </w:rPr>
         <w:t xml:space="preserve"> 確認能不能用，成功會顯示「✅ 可用」。</w:t>
+      </w:r>
+    </w:p>
+    <w:p>
+      <w:pPr>
+        <w:pBdr>
+          <w:left w:val="single" w:color="CCCCCC" w:sz="12" w:space="8"/>
+        </w:pBdr>
+        <w:spacing w:after="120"/>
+        <w:ind w:left="480"/>
+      </w:pPr>
+      <w:r>
+        <w:rPr>
+          <w:rFonts w:ascii="Microsoft JhengHei" w:cs="Microsoft JhengHei" w:eastAsia="Microsoft JhengHei" w:hAnsi="Microsoft JhengHei"/>
+          <w:b/>
+          <w:bCs/>
+          <w:i/>
+          <w:iCs/>
+          <w:color w:val="555555"/>
+        </w:rPr>
+        <w:t xml:space="preserve">命令必須符合的條件</w:t>
+      </w:r>
+      <w:r>
+        <w:rPr>
+          <w:rFonts w:ascii="Microsoft JhengHei" w:cs="Microsoft JhengHei" w:eastAsia="Microsoft JhengHei" w:hAnsi="Microsoft JhengHei"/>
+          <w:i/>
+          <w:iCs/>
+          <w:color w:val="555555"/>
+        </w:rPr>
+        <w:t xml:space="preserve">：程式會把 prompt 從**標準輸入（stdin）</w:t>
+      </w:r>
+      <w:r>
+        <w:rPr>
+          <w:rFonts w:ascii="Microsoft JhengHei" w:cs="Microsoft JhengHei" w:eastAsia="Microsoft JhengHei" w:hAnsi="Microsoft JhengHei"/>
+          <w:b/>
+          <w:bCs/>
+          <w:i/>
+          <w:iCs/>
+          <w:color w:val="555555"/>
+        </w:rPr>
+        <w:t xml:space="preserve">送進去、再讀</w:t>
+      </w:r>
+      <w:r>
+        <w:rPr>
+          <w:rFonts w:ascii="Microsoft JhengHei" w:cs="Microsoft JhengHei" w:eastAsia="Microsoft JhengHei" w:hAnsi="Microsoft JhengHei"/>
+          <w:i/>
+          <w:iCs/>
+          <w:color w:val="555555"/>
+        </w:rPr>
+        <w:t xml:space="preserve">標準輸出（stdout）**當結果。命令字串以空白拆成「程式 + 參數」，</w:t>
+      </w:r>
+      <w:r>
+        <w:rPr>
+          <w:rFonts w:ascii="Microsoft JhengHei" w:cs="Microsoft JhengHei" w:eastAsia="Microsoft JhengHei" w:hAnsi="Microsoft JhengHei"/>
+          <w:b/>
+          <w:bCs/>
+          <w:i/>
+          <w:iCs/>
+          <w:color w:val="555555"/>
+        </w:rPr>
+        <w:t xml:space="preserve">不經過 shell</w:t>
+      </w:r>
+      <w:r>
+        <w:rPr>
+          <w:rFonts w:ascii="Microsoft JhengHei" w:cs="Microsoft JhengHei" w:eastAsia="Microsoft JhengHei" w:hAnsi="Microsoft JhengHei"/>
+          <w:i/>
+          <w:iCs/>
+          <w:color w:val="555555"/>
+        </w:rPr>
+        <w:t xml:space="preserve">，所以不能用管線 </w:t>
+      </w:r>
+      <w:r>
+        <w:rPr>
+          <w:rFonts w:ascii="Consolas" w:cs="Consolas" w:eastAsia="Consolas" w:hAnsi="Consolas"/>
+          <w:i/>
+          <w:iCs/>
+          <w:color w:val="555555"/>
+          <w:shd w:fill="EEEEEE" w:val="clear"/>
+        </w:rPr>
+        <w:t xml:space="preserve">|</w:t>
+      </w:r>
+      <w:r>
+        <w:rPr>
+          <w:rFonts w:ascii="Microsoft JhengHei" w:cs="Microsoft JhengHei" w:eastAsia="Microsoft JhengHei" w:hAnsi="Microsoft JhengHei"/>
+          <w:i/>
+          <w:iCs/>
+          <w:color w:val="555555"/>
+        </w:rPr>
+        <w:t xml:space="preserve">、重新導向 </w:t>
+      </w:r>
+      <w:r>
+        <w:rPr>
+          <w:rFonts w:ascii="Consolas" w:cs="Consolas" w:eastAsia="Consolas" w:hAnsi="Consolas"/>
+          <w:i/>
+          <w:iCs/>
+          <w:color w:val="555555"/>
+          <w:shd w:fill="EEEEEE" w:val="clear"/>
+        </w:rPr>
+        <w:t xml:space="preserve">&gt;</w:t>
+      </w:r>
+      <w:r>
+        <w:rPr>
+          <w:rFonts w:ascii="Microsoft JhengHei" w:cs="Microsoft JhengHei" w:eastAsia="Microsoft JhengHei" w:hAnsi="Microsoft JhengHei"/>
+          <w:i/>
+          <w:iCs/>
+          <w:color w:val="555555"/>
+        </w:rPr>
+        <w:t xml:space="preserve"> 或引號。填入的 CLI 需支援「讀 stdin、輸出純文字到 stdout」的非互動模式。</w:t>
       </w:r>
     </w:p>
     <w:p>
@@ -5216,6 +5542,182 @@
           <w:b/>
           <w:bCs/>
         </w:rPr>
+        <w:t xml:space="preserve">Q. 用 Codex CLI 但一直失敗、測試連線不過？</w:t>
+      </w:r>
+      <w:r>
+        <w:rPr>
+          <w:rFonts w:ascii="Microsoft JhengHei" w:cs="Microsoft JhengHei" w:eastAsia="Microsoft JhengHei" w:hAnsi="Microsoft JhengHei"/>
+        </w:rPr>
+        <w:t xml:space="preserve">
+如果你的 Codex 是用 </w:t>
+      </w:r>
+      <w:r>
+        <w:rPr>
+          <w:rFonts w:ascii="Microsoft JhengHei" w:cs="Microsoft JhengHei" w:eastAsia="Microsoft JhengHei" w:hAnsi="Microsoft JhengHei"/>
+          <w:b/>
+          <w:bCs/>
+        </w:rPr>
+        <w:t xml:space="preserve">npm</w:t>
+      </w:r>
+      <w:r>
+        <w:rPr>
+          <w:rFonts w:ascii="Microsoft JhengHei" w:cs="Microsoft JhengHei" w:eastAsia="Microsoft JhengHei" w:hAnsi="Microsoft JhengHei"/>
+        </w:rPr>
+        <w:t xml:space="preserve">（例如 </w:t>
+      </w:r>
+      <w:r>
+        <w:rPr>
+          <w:rFonts w:ascii="Consolas" w:cs="Consolas" w:eastAsia="Consolas" w:hAnsi="Consolas"/>
+          <w:shd w:fill="EEEEEE" w:val="clear"/>
+        </w:rPr>
+        <w:t xml:space="preserve">npm install -g @openai/codex</w:t>
+      </w:r>
+      <w:r>
+        <w:rPr>
+          <w:rFonts w:ascii="Microsoft JhengHei" w:cs="Microsoft JhengHei" w:eastAsia="Microsoft JhengHei" w:hAnsi="Microsoft JhengHei"/>
+        </w:rPr>
+        <w:t xml:space="preserve">）裝的，請先</w:t>
+      </w:r>
+      <w:r>
+        <w:rPr>
+          <w:rFonts w:ascii="Microsoft JhengHei" w:cs="Microsoft JhengHei" w:eastAsia="Microsoft JhengHei" w:hAnsi="Microsoft JhengHei"/>
+          <w:b/>
+          <w:bCs/>
+        </w:rPr>
+        <w:t xml:space="preserve">移除</w:t>
+      </w:r>
+      <w:r>
+        <w:rPr>
+          <w:rFonts w:ascii="Microsoft JhengHei" w:cs="Microsoft JhengHei" w:eastAsia="Microsoft JhengHei" w:hAnsi="Microsoft JhengHei"/>
+        </w:rPr>
+        <w:t xml:space="preserve">它，改用</w:t>
+      </w:r>
+      <w:r>
+        <w:rPr>
+          <w:rFonts w:ascii="Microsoft JhengHei" w:cs="Microsoft JhengHei" w:eastAsia="Microsoft JhengHei" w:hAnsi="Microsoft JhengHei"/>
+          <w:b/>
+          <w:bCs/>
+        </w:rPr>
+        <w:t xml:space="preserve">官方提供的安裝方式</w:t>
+      </w:r>
+      <w:r>
+        <w:rPr>
+          <w:rFonts w:ascii="Microsoft JhengHei" w:cs="Microsoft JhengHei" w:eastAsia="Microsoft JhengHei" w:hAnsi="Microsoft JhengHei"/>
+        </w:rPr>
+        <w:t xml:space="preserve">重新安裝：</w:t>
+      </w:r>
+    </w:p>
+    <w:p>
+      <w:pPr>
+        <w:pStyle w:val="ListParagraph"/>
+        <w:numPr>
+          <w:ilvl w:val="0"/>
+          <w:numId w:val="6"/>
+        </w:numPr>
+        <w:spacing w:after="60"/>
+      </w:pPr>
+      <w:r>
+        <w:rPr>
+          <w:rFonts w:ascii="Microsoft JhengHei" w:cs="Microsoft JhengHei" w:eastAsia="Microsoft JhengHei" w:hAnsi="Microsoft JhengHei"/>
+        </w:rPr>
+        <w:t xml:space="preserve">移除 npm 版：</w:t>
+      </w:r>
+      <w:r>
+        <w:rPr>
+          <w:rFonts w:ascii="Consolas" w:cs="Consolas" w:eastAsia="Consolas" w:hAnsi="Consolas"/>
+          <w:shd w:fill="EEEEEE" w:val="clear"/>
+        </w:rPr>
+        <w:t xml:space="preserve">npm uninstall -g @openai/codex</w:t>
+      </w:r>
+      <w:r>
+        <w:rPr>
+          <w:rFonts w:ascii="Microsoft JhengHei" w:cs="Microsoft JhengHei" w:eastAsia="Microsoft JhengHei" w:hAnsi="Microsoft JhengHei"/>
+        </w:rPr>
+        <w:t xml:space="preserve">。</w:t>
+      </w:r>
+    </w:p>
+    <w:p>
+      <w:pPr>
+        <w:pStyle w:val="ListParagraph"/>
+        <w:numPr>
+          <w:ilvl w:val="0"/>
+          <w:numId w:val="6"/>
+        </w:numPr>
+        <w:spacing w:after="60"/>
+      </w:pPr>
+      <w:r>
+        <w:rPr>
+          <w:rFonts w:ascii="Microsoft JhengHei" w:cs="Microsoft JhengHei" w:eastAsia="Microsoft JhengHei" w:hAnsi="Microsoft JhengHei"/>
+        </w:rPr>
+        <w:t xml:space="preserve">依 </w:t>
+      </w:r>
+      <w:r>
+        <w:rPr>
+          <w:rFonts w:ascii="Microsoft JhengHei" w:cs="Microsoft JhengHei" w:eastAsia="Microsoft JhengHei" w:hAnsi="Microsoft JhengHei"/>
+          <w:color w:val="2563EB"/>
+        </w:rPr>
+        <w:t xml:space="preserve">Codex 官方說明</w:t>
+      </w:r>
+      <w:r>
+        <w:rPr>
+          <w:rFonts w:ascii="Microsoft JhengHei" w:cs="Microsoft JhengHei" w:eastAsia="Microsoft JhengHei" w:hAnsi="Microsoft JhengHei"/>
+        </w:rPr>
+        <w:t xml:space="preserve"> 用官方方式重新下載安裝。</w:t>
+      </w:r>
+    </w:p>
+    <w:p>
+      <w:pPr>
+        <w:pStyle w:val="ListParagraph"/>
+        <w:numPr>
+          <w:ilvl w:val="0"/>
+          <w:numId w:val="6"/>
+        </w:numPr>
+        <w:spacing w:after="60"/>
+      </w:pPr>
+      <w:r>
+        <w:rPr>
+          <w:rFonts w:ascii="Microsoft JhengHei" w:cs="Microsoft JhengHei" w:eastAsia="Microsoft JhengHei" w:hAnsi="Microsoft JhengHei"/>
+        </w:rPr>
+        <w:t xml:space="preserve">回「設定 → AI 命令」重新填 </w:t>
+      </w:r>
+      <w:r>
+        <w:rPr>
+          <w:rFonts w:ascii="Consolas" w:cs="Consolas" w:eastAsia="Consolas" w:hAnsi="Consolas"/>
+          <w:shd w:fill="EEEEEE" w:val="clear"/>
+        </w:rPr>
+        <w:t xml:space="preserve">codex exec --skip-git-repo-check</w:t>
+      </w:r>
+      <w:r>
+        <w:rPr>
+          <w:rFonts w:ascii="Microsoft JhengHei" w:cs="Microsoft JhengHei" w:eastAsia="Microsoft JhengHei" w:hAnsi="Microsoft JhengHei"/>
+        </w:rPr>
+        <w:t xml:space="preserve">，再點 </w:t>
+      </w:r>
+      <w:r>
+        <w:rPr>
+          <w:rFonts w:ascii="Microsoft JhengHei" w:cs="Microsoft JhengHei" w:eastAsia="Microsoft JhengHei" w:hAnsi="Microsoft JhengHei"/>
+          <w:b/>
+          <w:bCs/>
+        </w:rPr>
+        <w:t xml:space="preserve">「測試連線」</w:t>
+      </w:r>
+      <w:r>
+        <w:rPr>
+          <w:rFonts w:ascii="Microsoft JhengHei" w:cs="Microsoft JhengHei" w:eastAsia="Microsoft JhengHei" w:hAnsi="Microsoft JhengHei"/>
+        </w:rPr>
+        <w:t xml:space="preserve"> 確認。</w:t>
+      </w:r>
+    </w:p>
+    <w:p>
+      <w:pPr>
+        <w:spacing w:after="120"/>
+      </w:pPr>
+      <w:r>
+        <w:rPr>
+          <w:rFonts w:ascii="Microsoft JhengHei" w:cs="Microsoft JhengHei" w:eastAsia="Microsoft JhengHei" w:hAnsi="Microsoft JhengHei"/>
+          <w:b/>
+          <w:bCs/>
+        </w:rPr>
         <w:t xml:space="preserve">小提示</w:t>
       </w:r>
     </w:p>
@@ -5513,6 +6015,18 @@
     </w:lvl>
   </w:abstractNum>
   <w:abstractNum w:abstractNumId="5" w15:restartNumberingAfterBreak="0">
+    <w:multiLevelType w:val="hybridMultilevel"/>
+    <w:lvl w:ilvl="0" w15:tentative="1">
+      <w:start w:val="1"/>
+      <w:numFmt w:val="decimal"/>
+      <w:lvlText w:val="%1."/>
+      <w:lvlJc w:val="left"/>
+      <w:pPr>
+        <w:ind w:left="720" w:hanging="360"/>
+      </w:pPr>
+    </w:lvl>
+  </w:abstractNum>
+  <w:abstractNum w:abstractNumId="6" w15:restartNumberingAfterBreak="0">
     <w:multiLevelType w:val="hybridMultilevel"/>
     <w:lvl w:ilvl="0" w15:tentative="1">
       <w:start w:val="1"/>
@@ -5550,6 +6064,12 @@
   </w:num>
   <w:num w:numId="5">
     <w:abstractNumId w:val="5"/>
+    <w:lvlOverride w:ilvl="0">
+      <w:startOverride w:val="1"/>
+    </w:lvlOverride>
+  </w:num>
+  <w:num w:numId="6">
+    <w:abstractNumId w:val="6"/>
     <w:lvlOverride w:ilvl="0">
       <w:startOverride w:val="1"/>
     </w:lvlOverride>
